--- a/Documentos/MIA — Reporte Mensual (Agosto 2026).docx
+++ b/Documentos/MIA — Reporte Mensual (Agosto 2026).docx
@@ -18,7 +18,7 @@
         <w:pStyle w:val="Subttulo"/>
       </w:pPr>
       <w:r>
-        <w:t>Reporte mensual · Edición Agosto 2026 — provisional (nowcast)</w:t>
+        <w:t>Reporte mensual · Edición Agosto 2026 — cierre definitivo</w:t>
       </w:r>
     </w:p>
     <w:p>
@@ -48,19 +48,19 @@
         <w:rPr>
           <w:b/>
         </w:rPr>
-        <w:t>54,27</w:t>
+        <w:t>54,80</w:t>
       </w:r>
       <w:r>
-        <w:t xml:space="preserve"> sobre 100 (provisional (nowcast)). El índice baja </w:t>
+        <w:t xml:space="preserve"> sobre 100 (cierre definitivo). El índice baja </w:t>
       </w:r>
       <w:r>
         <w:rPr>
           <w:b/>
         </w:rPr>
-        <w:t>−0,99</w:t>
+        <w:t>−0,55</w:t>
       </w:r>
       <w:r>
-        <w:t xml:space="preserve"> puntos respecto de Julio 2026 (55,25). Interanual (Agosto 2025: 51,54): +2,73. El eje que más incide es </w:t>
+        <w:t xml:space="preserve"> puntos respecto de Julio 2026 (55,36). Interanual (Agosto 2025: 51,57): +3,23. El eje que más incide es </w:t>
       </w:r>
       <w:r>
         <w:rPr>
@@ -400,7 +400,7 @@
                 <w:b w:val="0"/>
                 <w:sz w:val="18"/>
               </w:rPr>
-              <w:t>55,25</w:t>
+              <w:t>55,36</w:t>
             </w:r>
           </w:p>
         </w:tc>
@@ -417,7 +417,7 @@
                 <w:b w:val="0"/>
                 <w:sz w:val="18"/>
               </w:rPr>
-              <w:t>54,27</w:t>
+              <w:t>54,80</w:t>
             </w:r>
           </w:p>
         </w:tc>
@@ -435,7 +435,7 @@
                 <w:color w:val="B02020"/>
                 <w:sz w:val="18"/>
               </w:rPr>
-              <w:t>−0,99</w:t>
+              <w:t>−0,55</w:t>
             </w:r>
           </w:p>
         </w:tc>
@@ -488,7 +488,7 @@
                 <w:b w:val="0"/>
                 <w:sz w:val="18"/>
               </w:rPr>
-              <w:t>51,79</w:t>
+              <w:t>52,11</w:t>
             </w:r>
           </w:p>
         </w:tc>
@@ -505,7 +505,7 @@
                 <w:b w:val="0"/>
                 <w:sz w:val="18"/>
               </w:rPr>
-              <w:t>50,81</w:t>
+              <w:t>51,44</w:t>
             </w:r>
           </w:p>
         </w:tc>
@@ -523,7 +523,7 @@
                 <w:color w:val="B02020"/>
                 <w:sz w:val="18"/>
               </w:rPr>
-              <w:t>−0,99</w:t>
+              <w:t>−0,67</w:t>
             </w:r>
           </w:p>
         </w:tc>
@@ -593,7 +593,7 @@
                 <w:b w:val="0"/>
                 <w:sz w:val="18"/>
               </w:rPr>
-              <w:t>46,67</w:t>
+              <w:t>48,04</w:t>
             </w:r>
           </w:p>
         </w:tc>
@@ -611,7 +611,7 @@
                 <w:color w:val="B02020"/>
                 <w:sz w:val="18"/>
               </w:rPr>
-              <w:t>−3,03</w:t>
+              <w:t>−1,67</w:t>
             </w:r>
           </w:p>
         </w:tc>
@@ -681,7 +681,95 @@
                 <w:b w:val="0"/>
                 <w:sz w:val="18"/>
               </w:rPr>
-              <w:t>44,95</w:t>
+              <w:t>45,18</w:t>
+            </w:r>
+          </w:p>
+        </w:tc>
+        <w:tc>
+          <w:tcPr>
+            <w:tcW w:type="dxa" w:w="1350"/>
+          </w:tcPr>
+          <w:p>
+            <w:pPr>
+              <w:jc w:val="center"/>
+            </w:pPr>
+            <w:r>
+              <w:rPr>
+                <w:b/>
+                <w:color w:val="1E7A34"/>
+                <w:sz w:val="18"/>
+              </w:rPr>
+              <w:t>+0,13</w:t>
+            </w:r>
+          </w:p>
+        </w:tc>
+      </w:tr>
+      <w:tr>
+        <w:tc>
+          <w:tcPr>
+            <w:tcW w:type="dxa" w:w="2565"/>
+          </w:tcPr>
+          <w:p>
+            <w:pPr>
+              <w:jc w:val="left"/>
+            </w:pPr>
+            <w:r>
+              <w:rPr>
+                <w:b/>
+                <w:sz w:val="18"/>
+              </w:rPr>
+              <w:t>Prensa</w:t>
+            </w:r>
+          </w:p>
+        </w:tc>
+        <w:tc>
+          <w:tcPr>
+            <w:tcW w:type="dxa" w:w="1080"/>
+          </w:tcPr>
+          <w:p>
+            <w:pPr>
+              <w:jc w:val="center"/>
+            </w:pPr>
+            <w:r>
+              <w:rPr>
+                <w:b w:val="0"/>
+                <w:sz w:val="18"/>
+              </w:rPr>
+              <w:t>15%</w:t>
+            </w:r>
+          </w:p>
+        </w:tc>
+        <w:tc>
+          <w:tcPr>
+            <w:tcW w:type="dxa" w:w="1485"/>
+          </w:tcPr>
+          <w:p>
+            <w:pPr>
+              <w:jc w:val="center"/>
+            </w:pPr>
+            <w:r>
+              <w:rPr>
+                <w:b w:val="0"/>
+                <w:sz w:val="18"/>
+              </w:rPr>
+              <w:t>71,68</w:t>
+            </w:r>
+          </w:p>
+        </w:tc>
+        <w:tc>
+          <w:tcPr>
+            <w:tcW w:type="dxa" w:w="1485"/>
+          </w:tcPr>
+          <w:p>
+            <w:pPr>
+              <w:jc w:val="center"/>
+            </w:pPr>
+            <w:r>
+              <w:rPr>
+                <w:b w:val="0"/>
+                <w:sz w:val="18"/>
+              </w:rPr>
+              <w:t>71,49</w:t>
             </w:r>
           </w:p>
         </w:tc>
@@ -699,7 +787,7 @@
                 <w:color w:val="B02020"/>
                 <w:sz w:val="18"/>
               </w:rPr>
-              <w:t>−0,11</w:t>
+              <w:t>−0,20</w:t>
             </w:r>
           </w:p>
         </w:tc>
@@ -718,7 +806,7 @@
                 <w:b/>
                 <w:sz w:val="18"/>
               </w:rPr>
-              <w:t>Prensa</w:t>
+              <w:t>Banco Central</w:t>
             </w:r>
           </w:p>
         </w:tc>
@@ -752,7 +840,7 @@
                 <w:b w:val="0"/>
                 <w:sz w:val="18"/>
               </w:rPr>
-              <w:t>71,69</w:t>
+              <w:t>66,81</w:t>
             </w:r>
           </w:p>
         </w:tc>
@@ -769,7 +857,7 @@
                 <w:b w:val="0"/>
                 <w:sz w:val="18"/>
               </w:rPr>
-              <w:t>71,51</w:t>
+              <w:t>66,71</w:t>
             </w:r>
           </w:p>
         </w:tc>
@@ -787,95 +875,7 @@
                 <w:color w:val="B02020"/>
                 <w:sz w:val="18"/>
               </w:rPr>
-              <w:t>−0,18</w:t>
-            </w:r>
-          </w:p>
-        </w:tc>
-      </w:tr>
-      <w:tr>
-        <w:tc>
-          <w:tcPr>
-            <w:tcW w:type="dxa" w:w="2565"/>
-          </w:tcPr>
-          <w:p>
-            <w:pPr>
-              <w:jc w:val="left"/>
-            </w:pPr>
-            <w:r>
-              <w:rPr>
-                <w:b/>
-                <w:sz w:val="18"/>
-              </w:rPr>
-              <w:t>Banco Central</w:t>
-            </w:r>
-          </w:p>
-        </w:tc>
-        <w:tc>
-          <w:tcPr>
-            <w:tcW w:type="dxa" w:w="1080"/>
-          </w:tcPr>
-          <w:p>
-            <w:pPr>
-              <w:jc w:val="center"/>
-            </w:pPr>
-            <w:r>
-              <w:rPr>
-                <w:b w:val="0"/>
-                <w:sz w:val="18"/>
-              </w:rPr>
-              <w:t>15%</w:t>
-            </w:r>
-          </w:p>
-        </w:tc>
-        <w:tc>
-          <w:tcPr>
-            <w:tcW w:type="dxa" w:w="1485"/>
-          </w:tcPr>
-          <w:p>
-            <w:pPr>
-              <w:jc w:val="center"/>
-            </w:pPr>
-            <w:r>
-              <w:rPr>
-                <w:b w:val="0"/>
-                <w:sz w:val="18"/>
-              </w:rPr>
-              <w:t>66,75</w:t>
-            </w:r>
-          </w:p>
-        </w:tc>
-        <w:tc>
-          <w:tcPr>
-            <w:tcW w:type="dxa" w:w="1485"/>
-          </w:tcPr>
-          <w:p>
-            <w:pPr>
-              <w:jc w:val="center"/>
-            </w:pPr>
-            <w:r>
-              <w:rPr>
-                <w:b w:val="0"/>
-                <w:sz w:val="18"/>
-              </w:rPr>
-              <w:t>66,52</w:t>
-            </w:r>
-          </w:p>
-        </w:tc>
-        <w:tc>
-          <w:tcPr>
-            <w:tcW w:type="dxa" w:w="1350"/>
-          </w:tcPr>
-          <w:p>
-            <w:pPr>
-              <w:jc w:val="center"/>
-            </w:pPr>
-            <w:r>
-              <w:rPr>
-                <w:b/>
-                <w:color w:val="B02020"/>
-                <w:sz w:val="18"/>
-              </w:rPr>
-              <w:t>−0,23</w:t>
+              <w:t>−0,10</w:t>
             </w:r>
           </w:p>
         </w:tc>
@@ -1015,7 +1015,7 @@
                 <w:b/>
                 <w:sz w:val="18"/>
               </w:rPr>
-              <w:t>Costo del Legislativo</w:t>
+              <w:t>Eficacia de Control</w:t>
             </w:r>
           </w:p>
         </w:tc>
@@ -1049,7 +1049,7 @@
                 <w:b w:val="0"/>
                 <w:sz w:val="18"/>
               </w:rPr>
-              <w:t>83,6</w:t>
+              <w:t>25,2</w:t>
             </w:r>
           </w:p>
         </w:tc>
@@ -1066,7 +1066,7 @@
                 <w:b w:val="0"/>
                 <w:sz w:val="18"/>
               </w:rPr>
-              <w:t>73,5</w:t>
+              <w:t>20,9</w:t>
             </w:r>
           </w:p>
         </w:tc>
@@ -1084,7 +1084,7 @@
                 <w:color w:val="B02020"/>
                 <w:sz w:val="18"/>
               </w:rPr>
-              <w:t>−10,1</w:t>
+              <w:t>−4,3</w:t>
             </w:r>
           </w:p>
         </w:tc>
@@ -1103,7 +1103,7 @@
                 <w:b/>
                 <w:sz w:val="18"/>
               </w:rPr>
-              <w:t>Eficacia de Control</w:t>
+              <w:t>DNU vs Leyes</w:t>
             </w:r>
           </w:p>
         </w:tc>
@@ -1120,7 +1120,7 @@
                 <w:b w:val="0"/>
                 <w:sz w:val="18"/>
               </w:rPr>
-              <w:t>Legislativo</w:t>
+              <w:t>Ejecutivo</w:t>
             </w:r>
           </w:p>
         </w:tc>
@@ -1137,7 +1137,7 @@
                 <w:b w:val="0"/>
                 <w:sz w:val="18"/>
               </w:rPr>
-              <w:t>25,2</w:t>
+              <w:t>3,4</w:t>
             </w:r>
           </w:p>
         </w:tc>
@@ -1154,7 +1154,7 @@
                 <w:b w:val="0"/>
                 <w:sz w:val="18"/>
               </w:rPr>
-              <w:t>20,9</w:t>
+              <w:t>1,7</w:t>
             </w:r>
           </w:p>
         </w:tc>
@@ -1172,7 +1172,7 @@
                 <w:color w:val="B02020"/>
                 <w:sz w:val="18"/>
               </w:rPr>
-              <w:t>−4,3</w:t>
+              <w:t>−1,7</w:t>
             </w:r>
           </w:p>
         </w:tc>
@@ -1191,7 +1191,7 @@
                 <w:b/>
                 <w:sz w:val="18"/>
               </w:rPr>
-              <w:t>DNU vs Leyes</w:t>
+              <w:t>Transparencia (AIP)</w:t>
             </w:r>
           </w:p>
         </w:tc>
@@ -1225,7 +1225,7 @@
                 <w:b w:val="0"/>
                 <w:sz w:val="18"/>
               </w:rPr>
-              <w:t>3,4</w:t>
+              <w:t>68,1</w:t>
             </w:r>
           </w:p>
         </w:tc>
@@ -1242,7 +1242,7 @@
                 <w:b w:val="0"/>
                 <w:sz w:val="18"/>
               </w:rPr>
-              <w:t>0,5</w:t>
+              <w:t>66,9</w:t>
             </w:r>
           </w:p>
         </w:tc>
@@ -1260,7 +1260,7 @@
                 <w:color w:val="B02020"/>
                 <w:sz w:val="18"/>
               </w:rPr>
-              <w:t>−2,9</w:t>
+              <w:t>−1,2</w:t>
             </w:r>
           </w:p>
         </w:tc>
@@ -1279,6 +1279,94 @@
                 <w:b/>
                 <w:sz w:val="18"/>
               </w:rPr>
+              <w:t>Calidad Normativa</w:t>
+            </w:r>
+          </w:p>
+        </w:tc>
+        <w:tc>
+          <w:tcPr>
+            <w:tcW w:type="dxa" w:w="1644"/>
+          </w:tcPr>
+          <w:p>
+            <w:pPr>
+              <w:jc w:val="center"/>
+            </w:pPr>
+            <w:r>
+              <w:rPr>
+                <w:b w:val="0"/>
+                <w:sz w:val="18"/>
+              </w:rPr>
+              <w:t>Legislativo</w:t>
+            </w:r>
+          </w:p>
+        </w:tc>
+        <w:tc>
+          <w:tcPr>
+            <w:tcW w:type="dxa" w:w="1138"/>
+          </w:tcPr>
+          <w:p>
+            <w:pPr>
+              <w:jc w:val="center"/>
+            </w:pPr>
+            <w:r>
+              <w:rPr>
+                <w:b w:val="0"/>
+                <w:sz w:val="18"/>
+              </w:rPr>
+              <w:t>68,9</w:t>
+            </w:r>
+          </w:p>
+        </w:tc>
+        <w:tc>
+          <w:tcPr>
+            <w:tcW w:type="dxa" w:w="1138"/>
+          </w:tcPr>
+          <w:p>
+            <w:pPr>
+              <w:jc w:val="center"/>
+            </w:pPr>
+            <w:r>
+              <w:rPr>
+                <w:b w:val="0"/>
+                <w:sz w:val="18"/>
+              </w:rPr>
+              <w:t>70,0</w:t>
+            </w:r>
+          </w:p>
+        </w:tc>
+        <w:tc>
+          <w:tcPr>
+            <w:tcW w:type="dxa" w:w="1264"/>
+          </w:tcPr>
+          <w:p>
+            <w:pPr>
+              <w:jc w:val="center"/>
+            </w:pPr>
+            <w:r>
+              <w:rPr>
+                <w:b/>
+                <w:color w:val="1E7A34"/>
+                <w:sz w:val="18"/>
+              </w:rPr>
+              <w:t>+1,1</w:t>
+            </w:r>
+          </w:p>
+        </w:tc>
+      </w:tr>
+      <w:tr>
+        <w:tc>
+          <w:tcPr>
+            <w:tcW w:type="dxa" w:w="2781"/>
+          </w:tcPr>
+          <w:p>
+            <w:pPr>
+              <w:jc w:val="left"/>
+            </w:pPr>
+            <w:r>
+              <w:rPr>
+                <w:b/>
+                <w:sz w:val="18"/>
+              </w:rPr>
               <w:t>Acceso de la prensa</w:t>
             </w:r>
           </w:p>
@@ -1330,7 +1418,7 @@
                 <w:b w:val="0"/>
                 <w:sz w:val="18"/>
               </w:rPr>
-              <w:t>64,5</w:t>
+              <w:t>64,4</w:t>
             </w:r>
           </w:p>
         </w:tc>
@@ -1348,7 +1436,7 @@
                 <w:color w:val="B02020"/>
                 <w:sz w:val="18"/>
               </w:rPr>
-              <w:t>−1,0</w:t>
+              <w:t>−1,1</w:t>
             </w:r>
           </w:p>
         </w:tc>
@@ -1418,7 +1506,7 @@
                 <w:b w:val="0"/>
                 <w:sz w:val="18"/>
               </w:rPr>
-              <w:t>62,0</w:t>
+              <w:t>62,3</w:t>
             </w:r>
           </w:p>
         </w:tc>
@@ -1436,7 +1524,7 @@
                 <w:color w:val="B02020"/>
                 <w:sz w:val="18"/>
               </w:rPr>
-              <w:t>−0,8</w:t>
+              <w:t>−0,5</w:t>
             </w:r>
           </w:p>
         </w:tc>
@@ -1455,7 +1543,7 @@
                 <w:b/>
                 <w:sz w:val="18"/>
               </w:rPr>
-              <w:t>Transparencia (AIP)</w:t>
+              <w:t>ATN (federalismo)</w:t>
             </w:r>
           </w:p>
         </w:tc>
@@ -1489,7 +1577,7 @@
                 <w:b w:val="0"/>
                 <w:sz w:val="18"/>
               </w:rPr>
-              <w:t>65,8</w:t>
+              <w:t>80,9</w:t>
             </w:r>
           </w:p>
         </w:tc>
@@ -1506,7 +1594,95 @@
                 <w:b w:val="0"/>
                 <w:sz w:val="18"/>
               </w:rPr>
-              <w:t>65,2</w:t>
+              <w:t>81,3</w:t>
+            </w:r>
+          </w:p>
+        </w:tc>
+        <w:tc>
+          <w:tcPr>
+            <w:tcW w:type="dxa" w:w="1264"/>
+          </w:tcPr>
+          <w:p>
+            <w:pPr>
+              <w:jc w:val="center"/>
+            </w:pPr>
+            <w:r>
+              <w:rPr>
+                <w:b/>
+                <w:color w:val="1E7A34"/>
+                <w:sz w:val="18"/>
+              </w:rPr>
+              <w:t>+0,4</w:t>
+            </w:r>
+          </w:p>
+        </w:tc>
+      </w:tr>
+      <w:tr>
+        <w:tc>
+          <w:tcPr>
+            <w:tcW w:type="dxa" w:w="2781"/>
+          </w:tcPr>
+          <w:p>
+            <w:pPr>
+              <w:jc w:val="left"/>
+            </w:pPr>
+            <w:r>
+              <w:rPr>
+                <w:b/>
+                <w:sz w:val="18"/>
+              </w:rPr>
+              <w:t>Costo del Legislativo</w:t>
+            </w:r>
+          </w:p>
+        </w:tc>
+        <w:tc>
+          <w:tcPr>
+            <w:tcW w:type="dxa" w:w="1644"/>
+          </w:tcPr>
+          <w:p>
+            <w:pPr>
+              <w:jc w:val="center"/>
+            </w:pPr>
+            <w:r>
+              <w:rPr>
+                <w:b w:val="0"/>
+                <w:sz w:val="18"/>
+              </w:rPr>
+              <w:t>Legislativo</w:t>
+            </w:r>
+          </w:p>
+        </w:tc>
+        <w:tc>
+          <w:tcPr>
+            <w:tcW w:type="dxa" w:w="1138"/>
+          </w:tcPr>
+          <w:p>
+            <w:pPr>
+              <w:jc w:val="center"/>
+            </w:pPr>
+            <w:r>
+              <w:rPr>
+                <w:b w:val="0"/>
+                <w:sz w:val="18"/>
+              </w:rPr>
+              <w:t>83,6</w:t>
+            </w:r>
+          </w:p>
+        </w:tc>
+        <w:tc>
+          <w:tcPr>
+            <w:tcW w:type="dxa" w:w="1138"/>
+          </w:tcPr>
+          <w:p>
+            <w:pPr>
+              <w:jc w:val="center"/>
+            </w:pPr>
+            <w:r>
+              <w:rPr>
+                <w:b w:val="0"/>
+                <w:sz w:val="18"/>
+              </w:rPr>
+              <w:t>83,3</w:t>
             </w:r>
           </w:p>
         </w:tc>
@@ -1524,183 +1700,7 @@
                 <w:color w:val="B02020"/>
                 <w:sz w:val="18"/>
               </w:rPr>
-              <w:t>−0,6</w:t>
-            </w:r>
-          </w:p>
-        </w:tc>
-      </w:tr>
-      <w:tr>
-        <w:tc>
-          <w:tcPr>
-            <w:tcW w:type="dxa" w:w="2781"/>
-          </w:tcPr>
-          <w:p>
-            <w:pPr>
-              <w:jc w:val="left"/>
-            </w:pPr>
-            <w:r>
-              <w:rPr>
-                <w:b/>
-                <w:sz w:val="18"/>
-              </w:rPr>
-              <w:t>Calidad Normativa</w:t>
-            </w:r>
-          </w:p>
-        </w:tc>
-        <w:tc>
-          <w:tcPr>
-            <w:tcW w:type="dxa" w:w="1644"/>
-          </w:tcPr>
-          <w:p>
-            <w:pPr>
-              <w:jc w:val="center"/>
-            </w:pPr>
-            <w:r>
-              <w:rPr>
-                <w:b w:val="0"/>
-                <w:sz w:val="18"/>
-              </w:rPr>
-              <w:t>Legislativo</w:t>
-            </w:r>
-          </w:p>
-        </w:tc>
-        <w:tc>
-          <w:tcPr>
-            <w:tcW w:type="dxa" w:w="1138"/>
-          </w:tcPr>
-          <w:p>
-            <w:pPr>
-              <w:jc w:val="center"/>
-            </w:pPr>
-            <w:r>
-              <w:rPr>
-                <w:b w:val="0"/>
-                <w:sz w:val="18"/>
-              </w:rPr>
-              <w:t>68,9</w:t>
-            </w:r>
-          </w:p>
-        </w:tc>
-        <w:tc>
-          <w:tcPr>
-            <w:tcW w:type="dxa" w:w="1138"/>
-          </w:tcPr>
-          <w:p>
-            <w:pPr>
-              <w:jc w:val="center"/>
-            </w:pPr>
-            <w:r>
-              <w:rPr>
-                <w:b w:val="0"/>
-                <w:sz w:val="18"/>
-              </w:rPr>
-              <w:t>69,5</w:t>
-            </w:r>
-          </w:p>
-        </w:tc>
-        <w:tc>
-          <w:tcPr>
-            <w:tcW w:type="dxa" w:w="1264"/>
-          </w:tcPr>
-          <w:p>
-            <w:pPr>
-              <w:jc w:val="center"/>
-            </w:pPr>
-            <w:r>
-              <w:rPr>
-                <w:b/>
-                <w:color w:val="1E7A34"/>
-                <w:sz w:val="18"/>
-              </w:rPr>
-              <w:t>+0,6</w:t>
-            </w:r>
-          </w:p>
-        </w:tc>
-      </w:tr>
-      <w:tr>
-        <w:tc>
-          <w:tcPr>
-            <w:tcW w:type="dxa" w:w="2781"/>
-          </w:tcPr>
-          <w:p>
-            <w:pPr>
-              <w:jc w:val="left"/>
-            </w:pPr>
-            <w:r>
-              <w:rPr>
-                <w:b/>
-                <w:sz w:val="18"/>
-              </w:rPr>
-              <w:t>ATN (federalismo)</w:t>
-            </w:r>
-          </w:p>
-        </w:tc>
-        <w:tc>
-          <w:tcPr>
-            <w:tcW w:type="dxa" w:w="1644"/>
-          </w:tcPr>
-          <w:p>
-            <w:pPr>
-              <w:jc w:val="center"/>
-            </w:pPr>
-            <w:r>
-              <w:rPr>
-                <w:b w:val="0"/>
-                <w:sz w:val="18"/>
-              </w:rPr>
-              <w:t>Ejecutivo</w:t>
-            </w:r>
-          </w:p>
-        </w:tc>
-        <w:tc>
-          <w:tcPr>
-            <w:tcW w:type="dxa" w:w="1138"/>
-          </w:tcPr>
-          <w:p>
-            <w:pPr>
-              <w:jc w:val="center"/>
-            </w:pPr>
-            <w:r>
-              <w:rPr>
-                <w:b w:val="0"/>
-                <w:sz w:val="18"/>
-              </w:rPr>
-              <w:t>80,9</w:t>
-            </w:r>
-          </w:p>
-        </w:tc>
-        <w:tc>
-          <w:tcPr>
-            <w:tcW w:type="dxa" w:w="1138"/>
-          </w:tcPr>
-          <w:p>
-            <w:pPr>
-              <w:jc w:val="center"/>
-            </w:pPr>
-            <w:r>
-              <w:rPr>
-                <w:b w:val="0"/>
-                <w:sz w:val="18"/>
-              </w:rPr>
-              <w:t>81,3</w:t>
-            </w:r>
-          </w:p>
-        </w:tc>
-        <w:tc>
-          <w:tcPr>
-            <w:tcW w:type="dxa" w:w="1264"/>
-          </w:tcPr>
-          <w:p>
-            <w:pPr>
-              <w:jc w:val="center"/>
-            </w:pPr>
-            <w:r>
-              <w:rPr>
-                <w:b/>
-                <w:color w:val="1E7A34"/>
-                <w:sz w:val="18"/>
-              </w:rPr>
-              <w:t>+0,4</w:t>
+              <w:t>−0,3</w:t>
             </w:r>
           </w:p>
         </w:tc>
@@ -1712,7 +1712,7 @@
         <w:jc w:val="both"/>
       </w:pPr>
       <w:r>
-        <w:t>Lectura de los datos: el movimiento del mes se explica sobre todo por Legislativo (−3,03), Ejecutivo (−0,99), Banco Central (−0,23). Los principales cambios de variables figuran en la tabla anterior.</w:t>
+        <w:t>Lectura de los datos: el movimiento del mes se explica sobre todo por Legislativo (−1,67), Ejecutivo (−0,67), Prensa (−0,20). Los principales cambios de variables figuran en la tabla anterior.</w:t>
       </w:r>
     </w:p>
     <w:p>

--- a/Documentos/MIA — Reporte Mensual (Agosto 2026).docx
+++ b/Documentos/MIA — Reporte Mensual (Agosto 2026).docx
@@ -48,7 +48,7 @@
         <w:rPr>
           <w:b/>
         </w:rPr>
-        <w:t>54,80</w:t>
+        <w:t>54,81</w:t>
       </w:r>
       <w:r>
         <w:t xml:space="preserve"> sobre 100 (cierre definitivo). El índice baja </w:t>
@@ -417,7 +417,7 @@
                 <w:b w:val="0"/>
                 <w:sz w:val="18"/>
               </w:rPr>
-              <w:t>54,80</w:t>
+              <w:t>54,81</w:t>
             </w:r>
           </w:p>
         </w:tc>
@@ -752,7 +752,7 @@
                 <w:b w:val="0"/>
                 <w:sz w:val="18"/>
               </w:rPr>
-              <w:t>71,68</w:t>
+              <w:t>71,69</w:t>
             </w:r>
           </w:p>
         </w:tc>

--- a/Documentos/MIA — Reporte Mensual (Agosto 2026).docx
+++ b/Documentos/MIA — Reporte Mensual (Agosto 2026).docx
@@ -48,7 +48,7 @@
         <w:rPr>
           <w:b/>
         </w:rPr>
-        <w:t>54,81</w:t>
+        <w:t>54,85</w:t>
       </w:r>
       <w:r>
         <w:t xml:space="preserve"> sobre 100 (cierre definitivo). El índice baja </w:t>
@@ -57,10 +57,10 @@
         <w:rPr>
           <w:b/>
         </w:rPr>
-        <w:t>−0,55</w:t>
+        <w:t>−0,50</w:t>
       </w:r>
       <w:r>
-        <w:t xml:space="preserve"> puntos respecto de Julio 2026 (55,36). Interanual (Agosto 2025: 51,57): +3,23. El eje que más incide es </w:t>
+        <w:t xml:space="preserve"> puntos respecto de Julio 2026 (55,36). Interanual (Agosto 2025: 51,57): +3,28. El eje que más incide es </w:t>
       </w:r>
       <w:r>
         <w:rPr>
@@ -417,7 +417,7 @@
                 <w:b w:val="0"/>
                 <w:sz w:val="18"/>
               </w:rPr>
-              <w:t>54,81</w:t>
+              <w:t>54,85</w:t>
             </w:r>
           </w:p>
         </w:tc>
@@ -435,7 +435,7 @@
                 <w:color w:val="B02020"/>
                 <w:sz w:val="18"/>
               </w:rPr>
-              <w:t>−0,55</w:t>
+              <w:t>−0,50</w:t>
             </w:r>
           </w:p>
         </w:tc>
@@ -681,7 +681,7 @@
                 <w:b w:val="0"/>
                 <w:sz w:val="18"/>
               </w:rPr>
-              <w:t>45,18</w:t>
+              <w:t>45,43</w:t>
             </w:r>
           </w:p>
         </w:tc>
@@ -699,7 +699,7 @@
                 <w:color w:val="1E7A34"/>
                 <w:sz w:val="18"/>
               </w:rPr>
-              <w:t>+0,13</w:t>
+              <w:t>+0,37</w:t>
             </w:r>
           </w:p>
         </w:tc>
@@ -1455,6 +1455,94 @@
                 <w:b/>
                 <w:sz w:val="18"/>
               </w:rPr>
+              <w:t>Cobertura Judicial</w:t>
+            </w:r>
+          </w:p>
+        </w:tc>
+        <w:tc>
+          <w:tcPr>
+            <w:tcW w:type="dxa" w:w="1644"/>
+          </w:tcPr>
+          <w:p>
+            <w:pPr>
+              <w:jc w:val="center"/>
+            </w:pPr>
+            <w:r>
+              <w:rPr>
+                <w:b w:val="0"/>
+                <w:sz w:val="18"/>
+              </w:rPr>
+              <w:t>Judicial</w:t>
+            </w:r>
+          </w:p>
+        </w:tc>
+        <w:tc>
+          <w:tcPr>
+            <w:tcW w:type="dxa" w:w="1138"/>
+          </w:tcPr>
+          <w:p>
+            <w:pPr>
+              <w:jc w:val="center"/>
+            </w:pPr>
+            <w:r>
+              <w:rPr>
+                <w:b w:val="0"/>
+                <w:sz w:val="18"/>
+              </w:rPr>
+              <w:t>67,7</w:t>
+            </w:r>
+          </w:p>
+        </w:tc>
+        <w:tc>
+          <w:tcPr>
+            <w:tcW w:type="dxa" w:w="1138"/>
+          </w:tcPr>
+          <w:p>
+            <w:pPr>
+              <w:jc w:val="center"/>
+            </w:pPr>
+            <w:r>
+              <w:rPr>
+                <w:b w:val="0"/>
+                <w:sz w:val="18"/>
+              </w:rPr>
+              <w:t>68,6</w:t>
+            </w:r>
+          </w:p>
+        </w:tc>
+        <w:tc>
+          <w:tcPr>
+            <w:tcW w:type="dxa" w:w="1264"/>
+          </w:tcPr>
+          <w:p>
+            <w:pPr>
+              <w:jc w:val="center"/>
+            </w:pPr>
+            <w:r>
+              <w:rPr>
+                <w:b/>
+                <w:color w:val="1E7A34"/>
+                <w:sz w:val="18"/>
+              </w:rPr>
+              <w:t>+0,9</w:t>
+            </w:r>
+          </w:p>
+        </w:tc>
+      </w:tr>
+      <w:tr>
+        <w:tc>
+          <w:tcPr>
+            <w:tcW w:type="dxa" w:w="2781"/>
+          </w:tcPr>
+          <w:p>
+            <w:pPr>
+              <w:jc w:val="left"/>
+            </w:pPr>
+            <w:r>
+              <w:rPr>
+                <w:b/>
+                <w:sz w:val="18"/>
+              </w:rPr>
               <w:t>Letras intransferibles</w:t>
             </w:r>
           </w:p>
@@ -1613,94 +1701,6 @@
                 <w:sz w:val="18"/>
               </w:rPr>
               <w:t>+0,4</w:t>
-            </w:r>
-          </w:p>
-        </w:tc>
-      </w:tr>
-      <w:tr>
-        <w:tc>
-          <w:tcPr>
-            <w:tcW w:type="dxa" w:w="2781"/>
-          </w:tcPr>
-          <w:p>
-            <w:pPr>
-              <w:jc w:val="left"/>
-            </w:pPr>
-            <w:r>
-              <w:rPr>
-                <w:b/>
-                <w:sz w:val="18"/>
-              </w:rPr>
-              <w:t>Costo del Legislativo</w:t>
-            </w:r>
-          </w:p>
-        </w:tc>
-        <w:tc>
-          <w:tcPr>
-            <w:tcW w:type="dxa" w:w="1644"/>
-          </w:tcPr>
-          <w:p>
-            <w:pPr>
-              <w:jc w:val="center"/>
-            </w:pPr>
-            <w:r>
-              <w:rPr>
-                <w:b w:val="0"/>
-                <w:sz w:val="18"/>
-              </w:rPr>
-              <w:t>Legislativo</w:t>
-            </w:r>
-          </w:p>
-        </w:tc>
-        <w:tc>
-          <w:tcPr>
-            <w:tcW w:type="dxa" w:w="1138"/>
-          </w:tcPr>
-          <w:p>
-            <w:pPr>
-              <w:jc w:val="center"/>
-            </w:pPr>
-            <w:r>
-              <w:rPr>
-                <w:b w:val="0"/>
-                <w:sz w:val="18"/>
-              </w:rPr>
-              <w:t>83,6</w:t>
-            </w:r>
-          </w:p>
-        </w:tc>
-        <w:tc>
-          <w:tcPr>
-            <w:tcW w:type="dxa" w:w="1138"/>
-          </w:tcPr>
-          <w:p>
-            <w:pPr>
-              <w:jc w:val="center"/>
-            </w:pPr>
-            <w:r>
-              <w:rPr>
-                <w:b w:val="0"/>
-                <w:sz w:val="18"/>
-              </w:rPr>
-              <w:t>83,3</w:t>
-            </w:r>
-          </w:p>
-        </w:tc>
-        <w:tc>
-          <w:tcPr>
-            <w:tcW w:type="dxa" w:w="1264"/>
-          </w:tcPr>
-          <w:p>
-            <w:pPr>
-              <w:jc w:val="center"/>
-            </w:pPr>
-            <w:r>
-              <w:rPr>
-                <w:b/>
-                <w:color w:val="B02020"/>
-                <w:sz w:val="18"/>
-              </w:rPr>
-              <w:t>−0,3</w:t>
             </w:r>
           </w:p>
         </w:tc>
@@ -1712,7 +1712,7 @@
         <w:jc w:val="both"/>
       </w:pPr>
       <w:r>
-        <w:t>Lectura de los datos: el movimiento del mes se explica sobre todo por Legislativo (−1,67), Ejecutivo (−0,67), Prensa (−0,20). Los principales cambios de variables figuran en la tabla anterior.</w:t>
+        <w:t>Lectura de los datos: el movimiento del mes se explica sobre todo por Legislativo (−1,67), Ejecutivo (−0,67), Judicial (+0,37). Los principales cambios de variables figuran en la tabla anterior.</w:t>
       </w:r>
     </w:p>
     <w:p>
